--- a/Claude outputs/Curriculo_Gabriela_Gatti_Rodrigues.docx
+++ b/Claude outputs/Curriculo_Gabriela_Gatti_Rodrigues.docx
@@ -451,6 +451,96 @@
     </w:p>
     <w:p>
       <w:pPr>
+        <w:keepNext/>
+        <w:spacing w:before="60" w:after="40"/>
+        <w:ind w:left="360"/>
+      </w:pPr>
+      <w:r>
+        <w:rPr>
+          <w:rFonts w:ascii="Calibri" w:cs="Calibri" w:eastAsia="Calibri" w:hAnsi="Calibri"/>
+          <w:b/>
+          <w:bCs/>
+          <w:color w:val="2E7D5B"/>
+          <w:sz w:val="18"/>
+          <w:szCs w:val="18"/>
+        </w:rPr>
+        <w:t>Resultados</w:t>
+      </w:r>
+    </w:p>
+    <w:p>
+      <w:pPr>
+        <w:spacing w:after="30" w:line="250"/>
+        <w:ind w:left="630" w:hanging="270"/>
+      </w:pPr>
+      <w:r>
+        <w:rPr>
+          <w:rFonts w:ascii="Calibri" w:cs="Calibri" w:eastAsia="Calibri" w:hAnsi="Calibri"/>
+          <w:color w:val="2E7D5B"/>
+          <w:sz w:val="20"/>
+          <w:szCs w:val="20"/>
+        </w:rPr>
+        <w:t xml:space="preserve">✓	</w:t>
+      </w:r>
+      <w:r>
+        <w:rPr>
+          <w:rFonts w:ascii="Calibri" w:cs="Calibri" w:eastAsia="Calibri" w:hAnsi="Calibri"/>
+          <w:color w:val="1A1A1A"/>
+          <w:sz w:val="20"/>
+          <w:szCs w:val="20"/>
+        </w:rPr>
+        <w:t xml:space="preserve">Estratégia de CRM mais forte, com segmentações preditivas e ações de relacionamento mais precisas.</w:t>
+      </w:r>
+    </w:p>
+    <w:p>
+      <w:pPr>
+        <w:spacing w:after="30" w:line="250"/>
+        <w:ind w:left="630" w:hanging="270"/>
+      </w:pPr>
+      <w:r>
+        <w:rPr>
+          <w:rFonts w:ascii="Calibri" w:cs="Calibri" w:eastAsia="Calibri" w:hAnsi="Calibri"/>
+          <w:color w:val="2E7D5B"/>
+          <w:sz w:val="20"/>
+          <w:szCs w:val="20"/>
+        </w:rPr>
+        <w:t xml:space="preserve">✓	</w:t>
+      </w:r>
+      <w:r>
+        <w:rPr>
+          <w:rFonts w:ascii="Calibri" w:cs="Calibri" w:eastAsia="Calibri" w:hAnsi="Calibri"/>
+          <w:color w:val="1A1A1A"/>
+          <w:sz w:val="20"/>
+          <w:szCs w:val="20"/>
+        </w:rPr>
+        <w:t xml:space="preserve">Mais autonomia das áreas de negócio no consumo de dados, com menos pedidos ad hoc e decisões mais rápidas.</w:t>
+      </w:r>
+    </w:p>
+    <w:p>
+      <w:pPr>
+        <w:spacing w:after="80" w:line="250"/>
+        <w:ind w:left="630" w:hanging="270"/>
+      </w:pPr>
+      <w:r>
+        <w:rPr>
+          <w:rFonts w:ascii="Calibri" w:cs="Calibri" w:eastAsia="Calibri" w:hAnsi="Calibri"/>
+          <w:color w:val="2E7D5B"/>
+          <w:sz w:val="20"/>
+          <w:szCs w:val="20"/>
+        </w:rPr>
+        <w:t xml:space="preserve">✓	</w:t>
+      </w:r>
+      <w:r>
+        <w:rPr>
+          <w:rFonts w:ascii="Calibri" w:cs="Calibri" w:eastAsia="Calibri" w:hAnsi="Calibri"/>
+          <w:color w:val="1A1A1A"/>
+          <w:sz w:val="20"/>
+          <w:szCs w:val="20"/>
+        </w:rPr>
+        <w:t xml:space="preserve">Evolução da maturidade analítica, conectando Data Science às prioridades do negócio.</w:t>
+      </w:r>
+    </w:p>
+    <w:p>
+      <w:pPr>
         <w:tabs>
           <w:tab w:val="right" w:pos="9026"/>
         </w:tabs>
@@ -571,6 +661,72 @@
     </w:p>
     <w:p>
       <w:pPr>
+        <w:keepNext/>
+        <w:spacing w:before="60" w:after="40"/>
+        <w:ind w:left="360"/>
+      </w:pPr>
+      <w:r>
+        <w:rPr>
+          <w:rFonts w:ascii="Calibri" w:cs="Calibri" w:eastAsia="Calibri" w:hAnsi="Calibri"/>
+          <w:b/>
+          <w:bCs/>
+          <w:color w:val="2E7D5B"/>
+          <w:sz w:val="18"/>
+          <w:szCs w:val="18"/>
+        </w:rPr>
+        <w:t>Resultados</w:t>
+      </w:r>
+    </w:p>
+    <w:p>
+      <w:pPr>
+        <w:spacing w:after="30" w:line="250"/>
+        <w:ind w:left="630" w:hanging="270"/>
+      </w:pPr>
+      <w:r>
+        <w:rPr>
+          <w:rFonts w:ascii="Calibri" w:cs="Calibri" w:eastAsia="Calibri" w:hAnsi="Calibri"/>
+          <w:color w:val="2E7D5B"/>
+          <w:sz w:val="20"/>
+          <w:szCs w:val="20"/>
+        </w:rPr>
+        <w:t xml:space="preserve">✓	</w:t>
+      </w:r>
+      <w:r>
+        <w:rPr>
+          <w:rFonts w:ascii="Calibri" w:cs="Calibri" w:eastAsia="Calibri" w:hAnsi="Calibri"/>
+          <w:color w:val="1A1A1A"/>
+          <w:sz w:val="20"/>
+          <w:szCs w:val="20"/>
+        </w:rPr>
+        <w:t xml:space="preserve">Visibilidade da performance operacional com indicadores consolidados e atualizados em tempo real.</w:t>
+      </w:r>
+    </w:p>
+    <w:p>
+      <w:pPr>
+        <w:spacing w:after="80" w:line="250"/>
+        <w:ind w:left="630" w:hanging="270"/>
+      </w:pPr>
+      <w:r>
+        <w:rPr>
+          <w:rFonts w:ascii="Calibri" w:cs="Calibri" w:eastAsia="Calibri" w:hAnsi="Calibri"/>
+          <w:color w:val="2E7D5B"/>
+          <w:sz w:val="20"/>
+          <w:szCs w:val="20"/>
+        </w:rPr>
+        <w:t xml:space="preserve">✓	</w:t>
+      </w:r>
+      <w:r>
+        <w:rPr>
+          <w:rFonts w:ascii="Calibri" w:cs="Calibri" w:eastAsia="Calibri" w:hAnsi="Calibri"/>
+          <w:color w:val="1A1A1A"/>
+          <w:sz w:val="20"/>
+          <w:szCs w:val="20"/>
+        </w:rPr>
+        <w:t xml:space="preserve">Menos tempo para chegar às informações estratégicas e mais agilidade na tomada de decisão.</w:t>
+      </w:r>
+    </w:p>
+    <w:p>
+      <w:pPr>
         <w:tabs>
           <w:tab w:val="right" w:pos="9026"/>
         </w:tabs>
@@ -691,6 +847,72 @@
     </w:p>
     <w:p>
       <w:pPr>
+        <w:keepNext/>
+        <w:spacing w:before="60" w:after="40"/>
+        <w:ind w:left="360"/>
+      </w:pPr>
+      <w:r>
+        <w:rPr>
+          <w:rFonts w:ascii="Calibri" w:cs="Calibri" w:eastAsia="Calibri" w:hAnsi="Calibri"/>
+          <w:b/>
+          <w:bCs/>
+          <w:color w:val="2E7D5B"/>
+          <w:sz w:val="18"/>
+          <w:szCs w:val="18"/>
+        </w:rPr>
+        <w:t>Resultados</w:t>
+      </w:r>
+    </w:p>
+    <w:p>
+      <w:pPr>
+        <w:spacing w:after="30" w:line="250"/>
+        <w:ind w:left="630" w:hanging="270"/>
+      </w:pPr>
+      <w:r>
+        <w:rPr>
+          <w:rFonts w:ascii="Calibri" w:cs="Calibri" w:eastAsia="Calibri" w:hAnsi="Calibri"/>
+          <w:color w:val="2E7D5B"/>
+          <w:sz w:val="20"/>
+          <w:szCs w:val="20"/>
+        </w:rPr>
+        <w:t xml:space="preserve">✓	</w:t>
+      </w:r>
+      <w:r>
+        <w:rPr>
+          <w:rFonts w:ascii="Calibri" w:cs="Calibri" w:eastAsia="Calibri" w:hAnsi="Calibri"/>
+          <w:color w:val="1A1A1A"/>
+          <w:sz w:val="20"/>
+          <w:szCs w:val="20"/>
+        </w:rPr>
+        <w:t xml:space="preserve">Mais eficiência operacional, com processos analíticos otimizados e resposta mais rápida às áreas de negócio.</w:t>
+      </w:r>
+    </w:p>
+    <w:p>
+      <w:pPr>
+        <w:spacing w:after="80" w:line="250"/>
+        <w:ind w:left="630" w:hanging="270"/>
+      </w:pPr>
+      <w:r>
+        <w:rPr>
+          <w:rFonts w:ascii="Calibri" w:cs="Calibri" w:eastAsia="Calibri" w:hAnsi="Calibri"/>
+          <w:color w:val="2E7D5B"/>
+          <w:sz w:val="20"/>
+          <w:szCs w:val="20"/>
+        </w:rPr>
+        <w:t xml:space="preserve">✓	</w:t>
+      </w:r>
+      <w:r>
+        <w:rPr>
+          <w:rFonts w:ascii="Calibri" w:cs="Calibri" w:eastAsia="Calibri" w:hAnsi="Calibri"/>
+          <w:color w:val="1A1A1A"/>
+          <w:sz w:val="20"/>
+          <w:szCs w:val="20"/>
+        </w:rPr>
+        <w:t xml:space="preserve">Dados mais confiáveis para as decisões críticas da área financeira.</w:t>
+      </w:r>
+    </w:p>
+    <w:p>
+      <w:pPr>
         <w:tabs>
           <w:tab w:val="right" w:pos="9026"/>
         </w:tabs>
@@ -792,6 +1014,72 @@
     </w:p>
     <w:p>
       <w:pPr>
+        <w:keepNext/>
+        <w:spacing w:before="60" w:after="40"/>
+        <w:ind w:left="360"/>
+      </w:pPr>
+      <w:r>
+        <w:rPr>
+          <w:rFonts w:ascii="Calibri" w:cs="Calibri" w:eastAsia="Calibri" w:hAnsi="Calibri"/>
+          <w:b/>
+          <w:bCs/>
+          <w:color w:val="2E7D5B"/>
+          <w:sz w:val="18"/>
+          <w:szCs w:val="18"/>
+        </w:rPr>
+        <w:t>Resultados</w:t>
+      </w:r>
+    </w:p>
+    <w:p>
+      <w:pPr>
+        <w:spacing w:after="30" w:line="250"/>
+        <w:ind w:left="630" w:hanging="270"/>
+      </w:pPr>
+      <w:r>
+        <w:rPr>
+          <w:rFonts w:ascii="Calibri" w:cs="Calibri" w:eastAsia="Calibri" w:hAnsi="Calibri"/>
+          <w:color w:val="2E7D5B"/>
+          <w:sz w:val="20"/>
+          <w:szCs w:val="20"/>
+        </w:rPr>
+        <w:t xml:space="preserve">✓	</w:t>
+      </w:r>
+      <w:r>
+        <w:rPr>
+          <w:rFonts w:ascii="Calibri" w:cs="Calibri" w:eastAsia="Calibri" w:hAnsi="Calibri"/>
+          <w:color w:val="1A1A1A"/>
+          <w:sz w:val="20"/>
+          <w:szCs w:val="20"/>
+        </w:rPr>
+        <w:t xml:space="preserve">Continuidade operacional durante a evolução da arquitetura de dados, sem perda de integridade das informações.</w:t>
+      </w:r>
+    </w:p>
+    <w:p>
+      <w:pPr>
+        <w:spacing w:after="80" w:line="250"/>
+        <w:ind w:left="630" w:hanging="270"/>
+      </w:pPr>
+      <w:r>
+        <w:rPr>
+          <w:rFonts w:ascii="Calibri" w:cs="Calibri" w:eastAsia="Calibri" w:hAnsi="Calibri"/>
+          <w:color w:val="2E7D5B"/>
+          <w:sz w:val="20"/>
+          <w:szCs w:val="20"/>
+        </w:rPr>
+        <w:t xml:space="preserve">✓	</w:t>
+      </w:r>
+      <w:r>
+        <w:rPr>
+          <w:rFonts w:ascii="Calibri" w:cs="Calibri" w:eastAsia="Calibri" w:hAnsi="Calibri"/>
+          <w:color w:val="1A1A1A"/>
+          <w:sz w:val="20"/>
+          <w:szCs w:val="20"/>
+        </w:rPr>
+        <w:t xml:space="preserve">Menos risco nas mudanças estruturais, com análises de impacto e validações técnicas.</w:t>
+      </w:r>
+    </w:p>
+    <w:p>
+      <w:pPr>
         <w:tabs>
           <w:tab w:val="right" w:pos="9026"/>
         </w:tabs>
@@ -893,6 +1181,72 @@
     </w:p>
     <w:p>
       <w:pPr>
+        <w:keepNext/>
+        <w:spacing w:before="60" w:after="40"/>
+        <w:ind w:left="360"/>
+      </w:pPr>
+      <w:r>
+        <w:rPr>
+          <w:rFonts w:ascii="Calibri" w:cs="Calibri" w:eastAsia="Calibri" w:hAnsi="Calibri"/>
+          <w:b/>
+          <w:bCs/>
+          <w:color w:val="2E7D5B"/>
+          <w:sz w:val="18"/>
+          <w:szCs w:val="18"/>
+        </w:rPr>
+        <w:t>Resultados</w:t>
+      </w:r>
+    </w:p>
+    <w:p>
+      <w:pPr>
+        <w:spacing w:after="30" w:line="250"/>
+        <w:ind w:left="630" w:hanging="270"/>
+      </w:pPr>
+      <w:r>
+        <w:rPr>
+          <w:rFonts w:ascii="Calibri" w:cs="Calibri" w:eastAsia="Calibri" w:hAnsi="Calibri"/>
+          <w:color w:val="2E7D5B"/>
+          <w:sz w:val="20"/>
+          <w:szCs w:val="20"/>
+        </w:rPr>
+        <w:t xml:space="preserve">✓	</w:t>
+      </w:r>
+      <w:r>
+        <w:rPr>
+          <w:rFonts w:ascii="Calibri" w:cs="Calibri" w:eastAsia="Calibri" w:hAnsi="Calibri"/>
+          <w:color w:val="1A1A1A"/>
+          <w:sz w:val="20"/>
+          <w:szCs w:val="20"/>
+        </w:rPr>
+        <w:t xml:space="preserve">Governança e qualidade dos dados do CRM fortalecidas, com menos inconsistências e retrabalho.</w:t>
+      </w:r>
+    </w:p>
+    <w:p>
+      <w:pPr>
+        <w:spacing w:after="80" w:line="250"/>
+        <w:ind w:left="630" w:hanging="270"/>
+      </w:pPr>
+      <w:r>
+        <w:rPr>
+          <w:rFonts w:ascii="Calibri" w:cs="Calibri" w:eastAsia="Calibri" w:hAnsi="Calibri"/>
+          <w:color w:val="2E7D5B"/>
+          <w:sz w:val="20"/>
+          <w:szCs w:val="20"/>
+        </w:rPr>
+        <w:t xml:space="preserve">✓	</w:t>
+      </w:r>
+      <w:r>
+        <w:rPr>
+          <w:rFonts w:ascii="Calibri" w:cs="Calibri" w:eastAsia="Calibri" w:hAnsi="Calibri"/>
+          <w:color w:val="1A1A1A"/>
+          <w:sz w:val="20"/>
+          <w:szCs w:val="20"/>
+        </w:rPr>
+        <w:t xml:space="preserve">Segmentações e campanhas mais precisas, e insights mais rápidos para CRM e Marketing.</w:t>
+      </w:r>
+    </w:p>
+    <w:p>
+      <w:pPr>
         <w:tabs>
           <w:tab w:val="right" w:pos="9026"/>
         </w:tabs>
@@ -994,6 +1348,72 @@
     </w:p>
     <w:p>
       <w:pPr>
+        <w:keepNext/>
+        <w:spacing w:before="60" w:after="40"/>
+        <w:ind w:left="360"/>
+      </w:pPr>
+      <w:r>
+        <w:rPr>
+          <w:rFonts w:ascii="Calibri" w:cs="Calibri" w:eastAsia="Calibri" w:hAnsi="Calibri"/>
+          <w:b/>
+          <w:bCs/>
+          <w:color w:val="2E7D5B"/>
+          <w:sz w:val="18"/>
+          <w:szCs w:val="18"/>
+        </w:rPr>
+        <w:t>Resultados</w:t>
+      </w:r>
+    </w:p>
+    <w:p>
+      <w:pPr>
+        <w:spacing w:after="30" w:line="250"/>
+        <w:ind w:left="630" w:hanging="270"/>
+      </w:pPr>
+      <w:r>
+        <w:rPr>
+          <w:rFonts w:ascii="Calibri" w:cs="Calibri" w:eastAsia="Calibri" w:hAnsi="Calibri"/>
+          <w:color w:val="2E7D5B"/>
+          <w:sz w:val="20"/>
+          <w:szCs w:val="20"/>
+        </w:rPr>
+        <w:t xml:space="preserve">✓	</w:t>
+      </w:r>
+      <w:r>
+        <w:rPr>
+          <w:rFonts w:ascii="Calibri" w:cs="Calibri" w:eastAsia="Calibri" w:hAnsi="Calibri"/>
+          <w:color w:val="1A1A1A"/>
+          <w:sz w:val="20"/>
+          <w:szCs w:val="20"/>
+        </w:rPr>
+        <w:t xml:space="preserve">Identificação antecipada dos fatores de risco ao longo do ciclo de vida dos parceiros.</w:t>
+      </w:r>
+    </w:p>
+    <w:p>
+      <w:pPr>
+        <w:spacing w:after="80" w:line="250"/>
+        <w:ind w:left="630" w:hanging="270"/>
+      </w:pPr>
+      <w:r>
+        <w:rPr>
+          <w:rFonts w:ascii="Calibri" w:cs="Calibri" w:eastAsia="Calibri" w:hAnsi="Calibri"/>
+          <w:color w:val="2E7D5B"/>
+          <w:sz w:val="20"/>
+          <w:szCs w:val="20"/>
+        </w:rPr>
+        <w:t xml:space="preserve">✓	</w:t>
+      </w:r>
+      <w:r>
+        <w:rPr>
+          <w:rFonts w:ascii="Calibri" w:cs="Calibri" w:eastAsia="Calibri" w:hAnsi="Calibri"/>
+          <w:color w:val="1A1A1A"/>
+          <w:sz w:val="20"/>
+          <w:szCs w:val="20"/>
+        </w:rPr>
+        <w:t xml:space="preserve">Atuação preventiva das equipes de CRM, apoiada por modelos preditivos.</w:t>
+      </w:r>
+    </w:p>
+    <w:p>
+      <w:pPr>
         <w:tabs>
           <w:tab w:val="right" w:pos="9026"/>
         </w:tabs>
@@ -1114,6 +1534,72 @@
     </w:p>
     <w:p>
       <w:pPr>
+        <w:keepNext/>
+        <w:spacing w:before="60" w:after="40"/>
+        <w:ind w:left="360"/>
+      </w:pPr>
+      <w:r>
+        <w:rPr>
+          <w:rFonts w:ascii="Calibri" w:cs="Calibri" w:eastAsia="Calibri" w:hAnsi="Calibri"/>
+          <w:b/>
+          <w:bCs/>
+          <w:color w:val="2E7D5B"/>
+          <w:sz w:val="18"/>
+          <w:szCs w:val="18"/>
+        </w:rPr>
+        <w:t>Resultados</w:t>
+      </w:r>
+    </w:p>
+    <w:p>
+      <w:pPr>
+        <w:spacing w:after="30" w:line="250"/>
+        <w:ind w:left="630" w:hanging="270"/>
+      </w:pPr>
+      <w:r>
+        <w:rPr>
+          <w:rFonts w:ascii="Calibri" w:cs="Calibri" w:eastAsia="Calibri" w:hAnsi="Calibri"/>
+          <w:color w:val="2E7D5B"/>
+          <w:sz w:val="20"/>
+          <w:szCs w:val="20"/>
+        </w:rPr>
+        <w:t xml:space="preserve">✓	</w:t>
+      </w:r>
+      <w:r>
+        <w:rPr>
+          <w:rFonts w:ascii="Calibri" w:cs="Calibri" w:eastAsia="Calibri" w:hAnsi="Calibri"/>
+          <w:color w:val="1A1A1A"/>
+          <w:sz w:val="20"/>
+          <w:szCs w:val="20"/>
+        </w:rPr>
+        <w:t xml:space="preserve">Segmentações estratégicas que passaram a orientar as campanhas de CRM e Marketing.</w:t>
+      </w:r>
+    </w:p>
+    <w:p>
+      <w:pPr>
+        <w:spacing w:after="80" w:line="250"/>
+        <w:ind w:left="630" w:hanging="270"/>
+      </w:pPr>
+      <w:r>
+        <w:rPr>
+          <w:rFonts w:ascii="Calibri" w:cs="Calibri" w:eastAsia="Calibri" w:hAnsi="Calibri"/>
+          <w:color w:val="2E7D5B"/>
+          <w:sz w:val="20"/>
+          <w:szCs w:val="20"/>
+        </w:rPr>
+        <w:t xml:space="preserve">✓	</w:t>
+      </w:r>
+      <w:r>
+        <w:rPr>
+          <w:rFonts w:ascii="Calibri" w:cs="Calibri" w:eastAsia="Calibri" w:hAnsi="Calibri"/>
+          <w:color w:val="1A1A1A"/>
+          <w:sz w:val="20"/>
+          <w:szCs w:val="20"/>
+        </w:rPr>
+        <w:t xml:space="preserve">Maturidade analítica da equipe elevada, como referência técnica da área.</w:t>
+      </w:r>
+    </w:p>
+    <w:p>
+      <w:pPr>
         <w:pBdr>
           <w:bottom w:val="single" w:color="1F4E79" w:sz="6" w:space="4"/>
         </w:pBdr>
@@ -1314,7 +1800,7 @@
     </w:p>
     <w:sectPr>
       <w:pgSz w:w="12240" w:h="15840" w:orient="portrait"/>
-      <w:pgMar w:top="900" w:right="1000" w:bottom="900" w:left="1000" w:header="708" w:footer="708" w:gutter="0"/>
+      <w:pgMar w:top="640" w:right="1000" w:bottom="600" w:left="1000" w:header="708" w:footer="708" w:gutter="0"/>
       <w:pgNumType/>
       <w:docGrid w:linePitch="360"/>
     </w:sectPr>
